--- a/fuentes/228126_CF01_AD.docx
+++ b/fuentes/228126_CF01_AD.docx
@@ -1,6 +1,6 @@
 
 <file path=word/document.xml><?xml version="1.0" encoding="utf-8"?>
-<w:document xmlns:wpc="http://schemas.microsoft.com/office/word/2010/wordprocessingCanvas" xmlns:cx="http://schemas.microsoft.com/office/drawing/2014/chartex" xmlns:mc="http://schemas.openxmlformats.org/markup-compatibility/2006" xmlns:o="urn:schemas-microsoft-com:office:office" xmlns:r="http://schemas.openxmlformats.org/officeDocument/2006/relationships" xmlns:m="http://schemas.openxmlformats.org/officeDocument/2006/math" xmlns:v="urn:schemas-microsoft-com:vml" xmlns:wp14="http://schemas.microsoft.com/office/word/2010/wordprocessingDrawing" xmlns:wp="http://schemas.openxmlformats.org/drawingml/2006/wordprocessingDrawing" xmlns:w10="urn:schemas-microsoft-com:office:word" xmlns:w="http://schemas.openxmlformats.org/wordprocessingml/2006/main" xmlns:w14="http://schemas.microsoft.com/office/word/2010/wordml" xmlns:w15="http://schemas.microsoft.com/office/word/2012/wordml" xmlns:w16se="http://schemas.microsoft.com/office/word/2015/wordml/symex" xmlns:wpg="http://schemas.microsoft.com/office/word/2010/wordprocessingGroup" xmlns:wpi="http://schemas.microsoft.com/office/word/2010/wordprocessingInk" xmlns:wne="http://schemas.microsoft.com/office/word/2006/wordml" xmlns:wps="http://schemas.microsoft.com/office/word/2010/wordprocessingShape" mc:Ignorable="w14 w15 w16se wp14">
+<w:document xmlns:wpc="http://schemas.microsoft.com/office/word/2010/wordprocessingCanvas" xmlns:cx="http://schemas.microsoft.com/office/drawing/2014/chartex" xmlns:cx1="http://schemas.microsoft.com/office/drawing/2015/9/8/chartex" xmlns:cx2="http://schemas.microsoft.com/office/drawing/2015/10/21/chartex" xmlns:cx3="http://schemas.microsoft.com/office/drawing/2016/5/9/chartex" xmlns:cx4="http://schemas.microsoft.com/office/drawing/2016/5/10/chartex" xmlns:cx5="http://schemas.microsoft.com/office/drawing/2016/5/11/chartex" xmlns:cx6="http://schemas.microsoft.com/office/drawing/2016/5/12/chartex" xmlns:cx7="http://schemas.microsoft.com/office/drawing/2016/5/13/chartex" xmlns:cx8="http://schemas.microsoft.com/office/drawing/2016/5/14/chartex" xmlns:mc="http://schemas.openxmlformats.org/markup-compatibility/2006" xmlns:aink="http://schemas.microsoft.com/office/drawing/2016/ink" xmlns:am3d="http://schemas.microsoft.com/office/drawing/2017/model3d" xmlns:o="urn:schemas-microsoft-com:office:office" xmlns:r="http://schemas.openxmlformats.org/officeDocument/2006/relationships" xmlns:m="http://schemas.openxmlformats.org/officeDocument/2006/math" xmlns:v="urn:schemas-microsoft-com:vml" xmlns:wp14="http://schemas.microsoft.com/office/word/2010/wordprocessingDrawing" xmlns:wp="http://schemas.openxmlformats.org/drawingml/2006/wordprocessingDrawing" xmlns:w10="urn:schemas-microsoft-com:office:word" xmlns:w="http://schemas.openxmlformats.org/wordprocessingml/2006/main" xmlns:w14="http://schemas.microsoft.com/office/word/2010/wordml" xmlns:w15="http://schemas.microsoft.com/office/word/2012/wordml" xmlns:w16cex="http://schemas.microsoft.com/office/word/2018/wordml/cex" xmlns:w16cid="http://schemas.microsoft.com/office/word/2016/wordml/cid" xmlns:w16="http://schemas.microsoft.com/office/word/2018/wordml" xmlns:w16sdtdh="http://schemas.microsoft.com/office/word/2020/wordml/sdtdatahash" xmlns:w16se="http://schemas.microsoft.com/office/word/2015/wordml/symex" xmlns:wpg="http://schemas.microsoft.com/office/word/2010/wordprocessingGroup" xmlns:wpi="http://schemas.microsoft.com/office/word/2010/wordprocessingInk" xmlns:wne="http://schemas.microsoft.com/office/word/2006/wordml" xmlns:wps="http://schemas.microsoft.com/office/word/2010/wordprocessingShape" mc:Ignorable="w14 w15 w16se w16cid w16 w16cex w16sdtdh wp14">
   <w:body>
     <w:p>
       <w:pPr>
@@ -376,28 +376,7 @@
                 <w:sz w:val="20"/>
                 <w:szCs w:val="20"/>
               </w:rPr>
-              <w:t xml:space="preserve">Para sugerir este tipo de actividad tener presente equipo de Diseño Instruccional, que solo debe haber máximo doce opciones de pregunta y que cada campo tiene un límite de palabras permitidas para garantizar el </w:t>
-            </w:r>
-            <w:r>
-              <w:rPr>
-                <w:rFonts w:eastAsia="Calibri"/>
-                <w:b w:val="0"/>
-                <w:i/>
-                <w:color w:val="595959"/>
-                <w:sz w:val="20"/>
-                <w:szCs w:val="20"/>
-              </w:rPr>
-              <w:t>responsive web</w:t>
-            </w:r>
-            <w:r>
-              <w:rPr>
-                <w:rFonts w:eastAsia="Calibri"/>
-                <w:b w:val="0"/>
-                <w:color w:val="595959"/>
-                <w:sz w:val="20"/>
-                <w:szCs w:val="20"/>
-              </w:rPr>
-              <w:t>.</w:t>
+              <w:t>Para sugerir este tipo de actividad tener presente equipo de Diseño Instruccional, que solo debe haber máximo doce opciones de pregunta y que cada campo tiene un límite de palabras permitidas para garantizar el responsive web.</w:t>
             </w:r>
           </w:p>
         </w:tc>
@@ -497,12 +476,13 @@
               <w:rPr>
                 <w:rFonts w:eastAsia="Calibri"/>
                 <w:i/>
+                <w:iCs/>
                 <w:color w:val="000000"/>
                 <w:sz w:val="20"/>
                 <w:szCs w:val="20"/>
                 <w:highlight w:val="lightGray"/>
               </w:rPr>
-              <w:t xml:space="preserve">software </w:t>
+              <w:t>software</w:t>
             </w:r>
             <w:r>
               <w:rPr>
@@ -512,7 +492,7 @@
                 <w:szCs w:val="20"/>
                 <w:highlight w:val="lightGray"/>
               </w:rPr>
-              <w:t>e ingeniería de requisitos.</w:t>
+              <w:t xml:space="preserve"> e ingeniería de requisitos.</w:t>
             </w:r>
           </w:p>
           <w:p>
@@ -632,17 +612,7 @@
                 <w:sz w:val="20"/>
                 <w:szCs w:val="20"/>
               </w:rPr>
-              <w:t xml:space="preserve">Reto de requisitos y desarrollo de </w:t>
-            </w:r>
-            <w:r>
-              <w:rPr>
-                <w:rFonts w:eastAsia="Calibri"/>
-                <w:i/>
-                <w:color w:val="auto"/>
-                <w:sz w:val="20"/>
-                <w:szCs w:val="20"/>
-              </w:rPr>
-              <w:t>software</w:t>
+              <w:t>Reto de requisitos y desarrollo de software</w:t>
             </w:r>
             <w:r>
               <w:rPr>
@@ -709,45 +679,7 @@
                 <w:sz w:val="20"/>
                 <w:szCs w:val="20"/>
               </w:rPr>
-              <w:t xml:space="preserve">Evaluar la comprensión de los conceptos fundamentales relacionados con el ciclo de vida del </w:t>
-            </w:r>
-            <w:r>
-              <w:rPr>
-                <w:rFonts w:eastAsia="Calibri"/>
-                <w:i/>
-                <w:color w:val="auto"/>
-                <w:sz w:val="20"/>
-                <w:szCs w:val="20"/>
-              </w:rPr>
-              <w:t>software</w:t>
-            </w:r>
-            <w:r>
-              <w:rPr>
-                <w:rFonts w:eastAsia="Calibri"/>
-                <w:color w:val="auto"/>
-                <w:sz w:val="20"/>
-                <w:szCs w:val="20"/>
-              </w:rPr>
-              <w:t xml:space="preserve">, la ingeniería de requisitos, las técnicas de elicitación, los roles involucrados en el desarrollo de </w:t>
-            </w:r>
-            <w:r>
-              <w:rPr>
-                <w:rFonts w:eastAsia="Calibri"/>
-                <w:i/>
-                <w:color w:val="auto"/>
-                <w:sz w:val="20"/>
-                <w:szCs w:val="20"/>
-              </w:rPr>
-              <w:t>software</w:t>
-            </w:r>
-            <w:r>
-              <w:rPr>
-                <w:rFonts w:eastAsia="Calibri"/>
-                <w:color w:val="auto"/>
-                <w:sz w:val="20"/>
-                <w:szCs w:val="20"/>
-              </w:rPr>
-              <w:t xml:space="preserve"> y las herramientas utilizadas para la captura y modelado de requisitos.</w:t>
+              <w:t>Evaluar la comprensión de los conceptos fundamentales relacionados con el ciclo de vida del software, la ingeniería de requisitos, las técnicas de elicitación, los roles involucrados en el desarrollo de software y las herramientas utilizadas para la captura y modelado de requisitos.</w:t>
             </w:r>
           </w:p>
         </w:tc>
@@ -900,28 +832,7 @@
                 <w:sz w:val="20"/>
                 <w:szCs w:val="20"/>
               </w:rPr>
-              <w:t xml:space="preserve">El ciclo de vida del </w:t>
-            </w:r>
-            <w:r>
-              <w:rPr>
-                <w:rFonts w:eastAsia="Calibri"/>
-                <w:b/>
-                <w:i/>
-                <w:color w:val="000000" w:themeColor="text1"/>
-                <w:sz w:val="20"/>
-                <w:szCs w:val="20"/>
-              </w:rPr>
-              <w:t xml:space="preserve">software </w:t>
-            </w:r>
-            <w:r>
-              <w:rPr>
-                <w:rFonts w:eastAsia="Calibri"/>
-                <w:b/>
-                <w:color w:val="000000" w:themeColor="text1"/>
-                <w:sz w:val="20"/>
-                <w:szCs w:val="20"/>
-              </w:rPr>
-              <w:t>se define como:</w:t>
+              <w:t>El ciclo de vida del software se define como:</w:t>
             </w:r>
           </w:p>
         </w:tc>
@@ -1055,26 +966,7 @@
                 <w:sz w:val="20"/>
                 <w:szCs w:val="20"/>
               </w:rPr>
-              <w:t xml:space="preserve">Un conjunto de etapas organizadas que guían el desarrollo de un sistema de </w:t>
-            </w:r>
-            <w:r>
-              <w:rPr>
-                <w:rFonts w:eastAsia="Calibri"/>
-                <w:i/>
-                <w:color w:val="000000" w:themeColor="text1"/>
-                <w:sz w:val="20"/>
-                <w:szCs w:val="20"/>
-              </w:rPr>
-              <w:t xml:space="preserve">software </w:t>
-            </w:r>
-            <w:r>
-              <w:rPr>
-                <w:rFonts w:eastAsia="Calibri"/>
-                <w:color w:val="000000" w:themeColor="text1"/>
-                <w:sz w:val="20"/>
-                <w:szCs w:val="20"/>
-              </w:rPr>
-              <w:t>desde su concepción hasta su mantenimiento.</w:t>
+              <w:t>Un conjunto de etapas organizadas que guían el desarrollo de un sistema de software desde su concepción hasta su mantenimiento.</w:t>
             </w:r>
           </w:p>
         </w:tc>
@@ -1316,28 +1208,7 @@
                 <w:sz w:val="20"/>
                 <w:szCs w:val="20"/>
               </w:rPr>
-              <w:t xml:space="preserve">¡Excelente trabajo! Se evidencia un buen dominio de los conceptos clave sobre el ciclo de vida del </w:t>
-            </w:r>
-            <w:r>
-              <w:rPr>
-                <w:rFonts w:eastAsia="Calibri"/>
-                <w:bCs/>
-                <w:i/>
-                <w:color w:val="000000" w:themeColor="text1"/>
-                <w:sz w:val="20"/>
-                <w:szCs w:val="20"/>
-              </w:rPr>
-              <w:t>software</w:t>
-            </w:r>
-            <w:r>
-              <w:rPr>
-                <w:rFonts w:eastAsia="Calibri"/>
-                <w:bCs/>
-                <w:color w:val="000000" w:themeColor="text1"/>
-                <w:sz w:val="20"/>
-                <w:szCs w:val="20"/>
-              </w:rPr>
-              <w:t xml:space="preserve"> y la ingeniería de requisitos.</w:t>
+              <w:t>¡Excelente trabajo! Se evidencia un buen dominio de los conceptos clave sobre el ciclo de vida del software y la ingeniería de requisitos.</w:t>
             </w:r>
           </w:p>
         </w:tc>
@@ -1458,28 +1329,7 @@
                 <w:sz w:val="20"/>
                 <w:szCs w:val="20"/>
               </w:rPr>
-              <w:t xml:space="preserve">¿Cuál de los siguientes corresponde a una fase común del ciclo de vida del </w:t>
-            </w:r>
-            <w:r>
-              <w:rPr>
-                <w:rFonts w:eastAsia="Calibri"/>
-                <w:b/>
-                <w:i/>
-                <w:color w:val="000000" w:themeColor="text1"/>
-                <w:sz w:val="20"/>
-                <w:szCs w:val="20"/>
-              </w:rPr>
-              <w:t>software</w:t>
-            </w:r>
-            <w:r>
-              <w:rPr>
-                <w:rFonts w:eastAsia="Calibri"/>
-                <w:b/>
-                <w:color w:val="000000" w:themeColor="text1"/>
-                <w:sz w:val="20"/>
-                <w:szCs w:val="20"/>
-              </w:rPr>
-              <w:t>?</w:t>
+              <w:t>¿Cuál de los siguientes corresponde a una fase común del ciclo de vida del software?</w:t>
             </w:r>
           </w:p>
         </w:tc>
@@ -1770,21 +1620,11 @@
             <w:r>
               <w:rPr>
                 <w:rFonts w:eastAsia="Calibri"/>
-                <w:i/>
-                <w:color w:val="000000" w:themeColor="text1"/>
-                <w:sz w:val="20"/>
-                <w:szCs w:val="20"/>
-              </w:rPr>
-              <w:t>Marketing</w:t>
-            </w:r>
-            <w:r>
-              <w:rPr>
-                <w:rFonts w:eastAsia="Calibri"/>
-                <w:color w:val="000000" w:themeColor="text1"/>
-                <w:sz w:val="20"/>
-                <w:szCs w:val="20"/>
-              </w:rPr>
-              <w:t>.</w:t>
+                <w:color w:val="000000" w:themeColor="text1"/>
+                <w:sz w:val="20"/>
+                <w:szCs w:val="20"/>
+              </w:rPr>
+              <w:t>Marketing.</w:t>
             </w:r>
           </w:p>
         </w:tc>
@@ -1862,28 +1702,7 @@
                 <w:sz w:val="20"/>
                 <w:szCs w:val="20"/>
               </w:rPr>
-              <w:t xml:space="preserve">¡Excelente trabajo! Se evidencia un buen dominio de los conceptos clave sobre el ciclo de vida del </w:t>
-            </w:r>
-            <w:r>
-              <w:rPr>
-                <w:rFonts w:eastAsia="Calibri"/>
-                <w:bCs/>
-                <w:i/>
-                <w:color w:val="000000" w:themeColor="text1"/>
-                <w:sz w:val="20"/>
-                <w:szCs w:val="20"/>
-              </w:rPr>
-              <w:t>software</w:t>
-            </w:r>
-            <w:r>
-              <w:rPr>
-                <w:rFonts w:eastAsia="Calibri"/>
-                <w:bCs/>
-                <w:color w:val="000000" w:themeColor="text1"/>
-                <w:sz w:val="20"/>
-                <w:szCs w:val="20"/>
-              </w:rPr>
-              <w:t xml:space="preserve"> y la ingeniería de requisitos.</w:t>
+              <w:t>¡Excelente trabajo! Se evidencia un buen dominio de los conceptos clave sobre el ciclo de vida del software y la ingeniería de requisitos.</w:t>
             </w:r>
           </w:p>
         </w:tc>
@@ -2298,26 +2117,7 @@
                 <w:sz w:val="20"/>
                 <w:szCs w:val="20"/>
               </w:rPr>
-              <w:t xml:space="preserve">Instalar el </w:t>
-            </w:r>
-            <w:r>
-              <w:rPr>
-                <w:rFonts w:eastAsia="Calibri"/>
-                <w:i/>
-                <w:color w:val="000000" w:themeColor="text1"/>
-                <w:sz w:val="20"/>
-                <w:szCs w:val="20"/>
-              </w:rPr>
-              <w:t xml:space="preserve">software </w:t>
-            </w:r>
-            <w:r>
-              <w:rPr>
-                <w:rFonts w:eastAsia="Calibri"/>
-                <w:color w:val="000000" w:themeColor="text1"/>
-                <w:sz w:val="20"/>
-                <w:szCs w:val="20"/>
-              </w:rPr>
-              <w:t>en los equipos de los usuarios.</w:t>
+              <w:t>Instalar el software en los equipos de los usuarios.</w:t>
             </w:r>
           </w:p>
         </w:tc>
@@ -2396,28 +2196,7 @@
                 <w:sz w:val="20"/>
                 <w:szCs w:val="20"/>
               </w:rPr>
-              <w:t xml:space="preserve">¡Excelente trabajo! Se evidencia un buen dominio de los conceptos clave sobre el ciclo de vida del </w:t>
-            </w:r>
-            <w:r>
-              <w:rPr>
-                <w:rFonts w:eastAsia="Calibri"/>
-                <w:bCs/>
-                <w:i/>
-                <w:color w:val="000000" w:themeColor="text1"/>
-                <w:sz w:val="20"/>
-                <w:szCs w:val="20"/>
-              </w:rPr>
-              <w:t>software</w:t>
-            </w:r>
-            <w:r>
-              <w:rPr>
-                <w:rFonts w:eastAsia="Calibri"/>
-                <w:bCs/>
-                <w:color w:val="000000" w:themeColor="text1"/>
-                <w:sz w:val="20"/>
-                <w:szCs w:val="20"/>
-              </w:rPr>
-              <w:t xml:space="preserve"> y la ingeniería de requisitos.</w:t>
+              <w:t>¡Excelente trabajo! Se evidencia un buen dominio de los conceptos clave sobre el ciclo de vida del software y la ingeniería de requisitos.</w:t>
             </w:r>
           </w:p>
         </w:tc>
@@ -2597,16 +2376,7 @@
                 <w:sz w:val="20"/>
                 <w:szCs w:val="20"/>
               </w:rPr>
-              <w:t>Código fuente del sistema</w:t>
-            </w:r>
-            <w:r>
-              <w:rPr>
-                <w:rFonts w:eastAsia="Calibri"/>
-                <w:color w:val="auto"/>
-                <w:sz w:val="20"/>
-                <w:szCs w:val="20"/>
-              </w:rPr>
-              <w:t>.</w:t>
+              <w:t>Código fuente del sistema.</w:t>
             </w:r>
           </w:p>
         </w:tc>
@@ -2680,15 +2450,7 @@
                 <w:sz w:val="20"/>
                 <w:szCs w:val="20"/>
               </w:rPr>
-              <w:t>Documento de especificación de requisitos</w:t>
-            </w:r>
-            <w:r>
-              <w:rPr>
-                <w:color w:val="auto"/>
-                <w:sz w:val="20"/>
-                <w:szCs w:val="20"/>
-              </w:rPr>
-              <w:t>.</w:t>
+              <w:t>Documento de especificación de requisitos.</w:t>
             </w:r>
           </w:p>
         </w:tc>
@@ -2776,15 +2538,7 @@
                 <w:sz w:val="20"/>
                 <w:szCs w:val="20"/>
               </w:rPr>
-              <w:t>Manual de usuario final</w:t>
-            </w:r>
-            <w:r>
-              <w:rPr>
-                <w:color w:val="auto"/>
-                <w:sz w:val="20"/>
-                <w:szCs w:val="20"/>
-              </w:rPr>
-              <w:t>.</w:t>
+              <w:t>Manual de usuario final.</w:t>
             </w:r>
           </w:p>
         </w:tc>
@@ -2858,24 +2612,7 @@
                 <w:sz w:val="20"/>
                 <w:szCs w:val="20"/>
               </w:rPr>
-              <w:t xml:space="preserve">Campaña de lanzamiento del </w:t>
-            </w:r>
-            <w:r>
-              <w:rPr>
-                <w:i/>
-                <w:color w:val="auto"/>
-                <w:sz w:val="20"/>
-                <w:szCs w:val="20"/>
-              </w:rPr>
-              <w:t>software</w:t>
-            </w:r>
-            <w:r>
-              <w:rPr>
-                <w:color w:val="auto"/>
-                <w:sz w:val="20"/>
-                <w:szCs w:val="20"/>
-              </w:rPr>
-              <w:t>.</w:t>
+              <w:t>Campaña de lanzamiento del software.</w:t>
             </w:r>
           </w:p>
         </w:tc>
@@ -2954,28 +2691,7 @@
                 <w:sz w:val="20"/>
                 <w:szCs w:val="20"/>
               </w:rPr>
-              <w:t xml:space="preserve">¡Excelente trabajo! Se evidencia un buen dominio de los conceptos clave sobre el ciclo de vida del </w:t>
-            </w:r>
-            <w:r>
-              <w:rPr>
-                <w:rFonts w:eastAsia="Calibri"/>
-                <w:bCs/>
-                <w:i/>
-                <w:color w:val="000000" w:themeColor="text1"/>
-                <w:sz w:val="20"/>
-                <w:szCs w:val="20"/>
-              </w:rPr>
-              <w:t>software</w:t>
-            </w:r>
-            <w:r>
-              <w:rPr>
-                <w:rFonts w:eastAsia="Calibri"/>
-                <w:bCs/>
-                <w:color w:val="000000" w:themeColor="text1"/>
-                <w:sz w:val="20"/>
-                <w:szCs w:val="20"/>
-              </w:rPr>
-              <w:t xml:space="preserve"> y la ingeniería de requisitos.</w:t>
+              <w:t>¡Excelente trabajo! Se evidencia un buen dominio de los conceptos clave sobre el ciclo de vida del software y la ingeniería de requisitos.</w:t>
             </w:r>
           </w:p>
         </w:tc>
@@ -3466,28 +3182,7 @@
                 <w:sz w:val="20"/>
                 <w:szCs w:val="20"/>
               </w:rPr>
-              <w:t xml:space="preserve">¡Excelente trabajo! Se evidencia un buen dominio de los conceptos clave sobre el ciclo de vida del </w:t>
-            </w:r>
-            <w:r>
-              <w:rPr>
-                <w:rFonts w:eastAsia="Calibri"/>
-                <w:bCs/>
-                <w:i/>
-                <w:color w:val="000000" w:themeColor="text1"/>
-                <w:sz w:val="20"/>
-                <w:szCs w:val="20"/>
-              </w:rPr>
-              <w:t>software</w:t>
-            </w:r>
-            <w:r>
-              <w:rPr>
-                <w:rFonts w:eastAsia="Calibri"/>
-                <w:bCs/>
-                <w:color w:val="000000" w:themeColor="text1"/>
-                <w:sz w:val="20"/>
-                <w:szCs w:val="20"/>
-              </w:rPr>
-              <w:t xml:space="preserve"> y la ingeniería de requisitos.</w:t>
+              <w:t>¡Excelente trabajo! Se evidencia un buen dominio de los conceptos clave sobre el ciclo de vida del software y la ingeniería de requisitos.</w:t>
             </w:r>
           </w:p>
         </w:tc>
@@ -3743,25 +3438,7 @@
                 <w:sz w:val="20"/>
                 <w:szCs w:val="20"/>
               </w:rPr>
-              <w:t>El código de programación utilizado</w:t>
-            </w:r>
-            <w:r>
-              <w:rPr>
-                <w:rFonts w:eastAsia="Calibri"/>
-                <w:color w:val="000000" w:themeColor="text1"/>
-                <w:sz w:val="20"/>
-                <w:szCs w:val="20"/>
-              </w:rPr>
-              <w:t xml:space="preserve"> dentro de una empresa</w:t>
-            </w:r>
-            <w:r>
-              <w:rPr>
-                <w:rFonts w:eastAsia="Calibri"/>
-                <w:color w:val="000000" w:themeColor="text1"/>
-                <w:sz w:val="20"/>
-                <w:szCs w:val="20"/>
-              </w:rPr>
-              <w:t>.</w:t>
+              <w:t>El código de programación utilizado dentro de una empresa.</w:t>
             </w:r>
           </w:p>
         </w:tc>
@@ -3838,26 +3515,7 @@
                 <w:sz w:val="20"/>
                 <w:szCs w:val="20"/>
               </w:rPr>
-              <w:t xml:space="preserve">Las herramientas de </w:t>
-            </w:r>
-            <w:r>
-              <w:rPr>
-                <w:rFonts w:eastAsia="Calibri"/>
-                <w:i/>
-                <w:color w:val="000000" w:themeColor="text1"/>
-                <w:sz w:val="20"/>
-                <w:szCs w:val="20"/>
-              </w:rPr>
-              <w:t>hardware</w:t>
-            </w:r>
-            <w:r>
-              <w:rPr>
-                <w:rFonts w:eastAsia="Calibri"/>
-                <w:color w:val="000000" w:themeColor="text1"/>
-                <w:sz w:val="20"/>
-                <w:szCs w:val="20"/>
-              </w:rPr>
-              <w:t>.</w:t>
+              <w:t>Las herramientas de hardware.</w:t>
             </w:r>
           </w:p>
         </w:tc>
@@ -4020,28 +3678,7 @@
                 <w:sz w:val="20"/>
                 <w:szCs w:val="20"/>
               </w:rPr>
-              <w:t xml:space="preserve">¡Excelente trabajo! Se evidencia un buen dominio de los conceptos clave sobre el ciclo de vida del </w:t>
-            </w:r>
-            <w:r>
-              <w:rPr>
-                <w:rFonts w:eastAsia="Calibri"/>
-                <w:bCs/>
-                <w:i/>
-                <w:color w:val="000000" w:themeColor="text1"/>
-                <w:sz w:val="20"/>
-                <w:szCs w:val="20"/>
-              </w:rPr>
-              <w:t>software</w:t>
-            </w:r>
-            <w:r>
-              <w:rPr>
-                <w:rFonts w:eastAsia="Calibri"/>
-                <w:bCs/>
-                <w:color w:val="000000" w:themeColor="text1"/>
-                <w:sz w:val="20"/>
-                <w:szCs w:val="20"/>
-              </w:rPr>
-              <w:t xml:space="preserve"> y la ingeniería de requisitos.</w:t>
+              <w:t>¡Excelente trabajo! Se evidencia un buen dominio de los conceptos clave sobre el ciclo de vida del software y la ingeniería de requisitos.</w:t>
             </w:r>
           </w:p>
         </w:tc>
@@ -4293,24 +3930,7 @@
                 <w:sz w:val="20"/>
                 <w:szCs w:val="20"/>
               </w:rPr>
-              <w:t xml:space="preserve">Límites o condiciones que deben cumplirse durante el desarrollo del </w:t>
-            </w:r>
-            <w:r>
-              <w:rPr>
-                <w:i/>
-                <w:color w:val="auto"/>
-                <w:sz w:val="20"/>
-                <w:szCs w:val="20"/>
-              </w:rPr>
-              <w:t>software</w:t>
-            </w:r>
-            <w:r>
-              <w:rPr>
-                <w:color w:val="auto"/>
-                <w:sz w:val="20"/>
-                <w:szCs w:val="20"/>
-              </w:rPr>
-              <w:t>.</w:t>
+              <w:t>Límites o condiciones que deben cumplirse durante el desarrollo del software.</w:t>
             </w:r>
           </w:p>
         </w:tc>
@@ -4394,40 +4014,7 @@
                 <w:sz w:val="20"/>
                 <w:szCs w:val="20"/>
               </w:rPr>
-              <w:t xml:space="preserve">Estrategias de </w:t>
-            </w:r>
-            <w:r>
-              <w:rPr>
-                <w:i/>
-                <w:color w:val="auto"/>
-                <w:sz w:val="20"/>
-                <w:szCs w:val="20"/>
-              </w:rPr>
-              <w:t>marketing</w:t>
-            </w:r>
-            <w:r>
-              <w:rPr>
-                <w:color w:val="auto"/>
-                <w:sz w:val="20"/>
-                <w:szCs w:val="20"/>
-              </w:rPr>
-              <w:t xml:space="preserve"> del producto</w:t>
-            </w:r>
-            <w:r>
-              <w:rPr>
-                <w:color w:val="auto"/>
-                <w:sz w:val="20"/>
-                <w:szCs w:val="20"/>
-              </w:rPr>
-              <w:t xml:space="preserve"> dentro de una organización</w:t>
-            </w:r>
-            <w:r>
-              <w:rPr>
-                <w:color w:val="auto"/>
-                <w:sz w:val="20"/>
-                <w:szCs w:val="20"/>
-              </w:rPr>
-              <w:t>.</w:t>
+              <w:t>Estrategias de marketing del producto dentro de una organización.</w:t>
             </w:r>
           </w:p>
         </w:tc>
@@ -4581,28 +4168,7 @@
                 <w:sz w:val="20"/>
                 <w:szCs w:val="20"/>
               </w:rPr>
-              <w:t xml:space="preserve">¡Excelente trabajo! Se evidencia un buen dominio de los conceptos clave sobre el ciclo de vida del </w:t>
-            </w:r>
-            <w:r>
-              <w:rPr>
-                <w:rFonts w:eastAsia="Calibri"/>
-                <w:bCs/>
-                <w:i/>
-                <w:color w:val="000000" w:themeColor="text1"/>
-                <w:sz w:val="20"/>
-                <w:szCs w:val="20"/>
-              </w:rPr>
-              <w:t>software</w:t>
-            </w:r>
-            <w:r>
-              <w:rPr>
-                <w:rFonts w:eastAsia="Calibri"/>
-                <w:bCs/>
-                <w:color w:val="000000" w:themeColor="text1"/>
-                <w:sz w:val="20"/>
-                <w:szCs w:val="20"/>
-              </w:rPr>
-              <w:t xml:space="preserve"> y la ingeniería de requisitos.</w:t>
+              <w:t>¡Excelente trabajo! Se evidencia un buen dominio de los conceptos clave sobre el ciclo de vida del software y la ingeniería de requisitos.</w:t>
             </w:r>
           </w:p>
         </w:tc>
@@ -5117,28 +4683,7 @@
                 <w:sz w:val="20"/>
                 <w:szCs w:val="20"/>
               </w:rPr>
-              <w:t xml:space="preserve">¡Excelente trabajo! Se evidencia un buen dominio de los conceptos clave sobre el ciclo de vida del </w:t>
-            </w:r>
-            <w:r>
-              <w:rPr>
-                <w:rFonts w:eastAsia="Calibri"/>
-                <w:bCs/>
-                <w:i/>
-                <w:color w:val="000000" w:themeColor="text1"/>
-                <w:sz w:val="20"/>
-                <w:szCs w:val="20"/>
-              </w:rPr>
-              <w:t>software</w:t>
-            </w:r>
-            <w:r>
-              <w:rPr>
-                <w:rFonts w:eastAsia="Calibri"/>
-                <w:bCs/>
-                <w:color w:val="000000" w:themeColor="text1"/>
-                <w:sz w:val="20"/>
-                <w:szCs w:val="20"/>
-              </w:rPr>
-              <w:t xml:space="preserve"> y la ingeniería de requisitos.</w:t>
+              <w:t>¡Excelente trabajo! Se evidencia un buen dominio de los conceptos clave sobre el ciclo de vida del software y la ingeniería de requisitos.</w:t>
             </w:r>
           </w:p>
         </w:tc>
@@ -5317,15 +4862,7 @@
                 <w:sz w:val="20"/>
                 <w:szCs w:val="20"/>
               </w:rPr>
-              <w:t>Comercialización</w:t>
-            </w:r>
-            <w:r>
-              <w:rPr>
-                <w:color w:val="auto"/>
-                <w:sz w:val="20"/>
-                <w:szCs w:val="20"/>
-              </w:rPr>
-              <w:t>.</w:t>
+              <w:t>Comercialización.</w:t>
             </w:r>
           </w:p>
         </w:tc>
@@ -5401,15 +4938,7 @@
                 <w:sz w:val="20"/>
                 <w:szCs w:val="20"/>
               </w:rPr>
-              <w:t>Validación de requisitos</w:t>
-            </w:r>
-            <w:r>
-              <w:rPr>
-                <w:color w:val="auto"/>
-                <w:sz w:val="20"/>
-                <w:szCs w:val="20"/>
-              </w:rPr>
-              <w:t>.</w:t>
+              <w:t>Validación de requisitos.</w:t>
             </w:r>
           </w:p>
         </w:tc>
@@ -5492,15 +5021,7 @@
                 <w:sz w:val="20"/>
                 <w:szCs w:val="20"/>
               </w:rPr>
-              <w:t>Publicidad</w:t>
-            </w:r>
-            <w:r>
-              <w:rPr>
-                <w:color w:val="auto"/>
-                <w:sz w:val="20"/>
-                <w:szCs w:val="20"/>
-              </w:rPr>
-              <w:t>.</w:t>
+              <w:t>Publicidad.</w:t>
             </w:r>
           </w:p>
         </w:tc>
@@ -5576,15 +5097,7 @@
                 <w:sz w:val="20"/>
                 <w:szCs w:val="20"/>
               </w:rPr>
-              <w:t>Ventas</w:t>
-            </w:r>
-            <w:r>
-              <w:rPr>
-                <w:color w:val="auto"/>
-                <w:sz w:val="20"/>
-                <w:szCs w:val="20"/>
-              </w:rPr>
-              <w:t>.</w:t>
+              <w:t>Ventas.</w:t>
             </w:r>
           </w:p>
         </w:tc>
@@ -5663,28 +5176,7 @@
                 <w:sz w:val="20"/>
                 <w:szCs w:val="20"/>
               </w:rPr>
-              <w:t xml:space="preserve">¡Excelente trabajo! Se evidencia un buen dominio de los conceptos clave sobre el ciclo de vida del </w:t>
-            </w:r>
-            <w:r>
-              <w:rPr>
-                <w:rFonts w:eastAsia="Calibri"/>
-                <w:bCs/>
-                <w:i/>
-                <w:color w:val="000000" w:themeColor="text1"/>
-                <w:sz w:val="20"/>
-                <w:szCs w:val="20"/>
-              </w:rPr>
-              <w:t>software</w:t>
-            </w:r>
-            <w:r>
-              <w:rPr>
-                <w:rFonts w:eastAsia="Calibri"/>
-                <w:bCs/>
-                <w:color w:val="000000" w:themeColor="text1"/>
-                <w:sz w:val="20"/>
-                <w:szCs w:val="20"/>
-              </w:rPr>
-              <w:t xml:space="preserve"> y la ingeniería de requisitos.</w:t>
+              <w:t>¡Excelente trabajo! Se evidencia un buen dominio de los conceptos clave sobre el ciclo de vida del software y la ingeniería de requisitos.</w:t>
             </w:r>
           </w:p>
         </w:tc>
@@ -6099,24 +5591,7 @@
                 <w:sz w:val="20"/>
                 <w:szCs w:val="20"/>
               </w:rPr>
-              <w:t xml:space="preserve">La instalación del </w:t>
-            </w:r>
-            <w:r>
-              <w:rPr>
-                <w:i/>
-                <w:color w:val="auto"/>
-                <w:sz w:val="20"/>
-                <w:szCs w:val="20"/>
-              </w:rPr>
-              <w:t>software</w:t>
-            </w:r>
-            <w:r>
-              <w:rPr>
-                <w:color w:val="auto"/>
-                <w:sz w:val="20"/>
-                <w:szCs w:val="20"/>
-              </w:rPr>
-              <w:t>.</w:t>
+              <w:t>La instalación del software.</w:t>
             </w:r>
           </w:p>
         </w:tc>
@@ -6195,28 +5670,7 @@
                 <w:sz w:val="20"/>
                 <w:szCs w:val="20"/>
               </w:rPr>
-              <w:t xml:space="preserve">¡Excelente trabajo! Se evidencia un buen dominio de los conceptos clave sobre el ciclo de vida del </w:t>
-            </w:r>
-            <w:r>
-              <w:rPr>
-                <w:rFonts w:eastAsia="Calibri"/>
-                <w:bCs/>
-                <w:i/>
-                <w:color w:val="000000" w:themeColor="text1"/>
-                <w:sz w:val="20"/>
-                <w:szCs w:val="20"/>
-              </w:rPr>
-              <w:t>software</w:t>
-            </w:r>
-            <w:r>
-              <w:rPr>
-                <w:rFonts w:eastAsia="Calibri"/>
-                <w:bCs/>
-                <w:color w:val="000000" w:themeColor="text1"/>
-                <w:sz w:val="20"/>
-                <w:szCs w:val="20"/>
-              </w:rPr>
-              <w:t xml:space="preserve"> y la ingeniería de requisitos.</w:t>
+              <w:t>¡Excelente trabajo! Se evidencia un buen dominio de los conceptos clave sobre el ciclo de vida del software y la ingeniería de requisitos.</w:t>
             </w:r>
           </w:p>
         </w:tc>
@@ -6635,21 +6089,7 @@
                 <w:sz w:val="20"/>
                 <w:szCs w:val="20"/>
               </w:rPr>
-              <w:t>Instalar servidores</w:t>
-            </w:r>
-            <w:r>
-              <w:rPr>
-                <w:sz w:val="20"/>
-                <w:szCs w:val="20"/>
-              </w:rPr>
-              <w:t xml:space="preserve"> dentro de la empresa</w:t>
-            </w:r>
-            <w:r>
-              <w:rPr>
-                <w:sz w:val="20"/>
-                <w:szCs w:val="20"/>
-              </w:rPr>
-              <w:t>.</w:t>
+              <w:t>Instalar servidores dentro de la empresa.</w:t>
             </w:r>
           </w:p>
         </w:tc>
@@ -6727,28 +6167,7 @@
                 <w:sz w:val="20"/>
                 <w:szCs w:val="20"/>
               </w:rPr>
-              <w:t xml:space="preserve">¡Excelente trabajo! Se evidencia un buen dominio de los conceptos clave sobre el ciclo de vida del </w:t>
-            </w:r>
-            <w:r>
-              <w:rPr>
-                <w:rFonts w:eastAsia="Calibri"/>
-                <w:bCs/>
-                <w:i/>
-                <w:color w:val="000000" w:themeColor="text1"/>
-                <w:sz w:val="20"/>
-                <w:szCs w:val="20"/>
-              </w:rPr>
-              <w:t>software</w:t>
-            </w:r>
-            <w:r>
-              <w:rPr>
-                <w:rFonts w:eastAsia="Calibri"/>
-                <w:bCs/>
-                <w:color w:val="000000" w:themeColor="text1"/>
-                <w:sz w:val="20"/>
-                <w:szCs w:val="20"/>
-              </w:rPr>
-              <w:t xml:space="preserve"> y la ingeniería de requisitos.</w:t>
+              <w:t>¡Excelente trabajo! Se evidencia un buen dominio de los conceptos clave sobre el ciclo de vida del software y la ingeniería de requisitos.</w:t>
             </w:r>
           </w:p>
         </w:tc>
@@ -7252,28 +6671,7 @@
                 <w:sz w:val="20"/>
                 <w:szCs w:val="20"/>
               </w:rPr>
-              <w:t xml:space="preserve">¡Excelente trabajo! Se evidencia un buen dominio de los conceptos clave sobre el ciclo de vida del </w:t>
-            </w:r>
-            <w:r>
-              <w:rPr>
-                <w:rFonts w:eastAsia="Calibri"/>
-                <w:bCs/>
-                <w:i/>
-                <w:color w:val="000000" w:themeColor="text1"/>
-                <w:sz w:val="20"/>
-                <w:szCs w:val="20"/>
-              </w:rPr>
-              <w:t>software</w:t>
-            </w:r>
-            <w:r>
-              <w:rPr>
-                <w:rFonts w:eastAsia="Calibri"/>
-                <w:bCs/>
-                <w:color w:val="000000" w:themeColor="text1"/>
-                <w:sz w:val="20"/>
-                <w:szCs w:val="20"/>
-              </w:rPr>
-              <w:t xml:space="preserve"> y la ingeniería de requisitos.</w:t>
+              <w:t>¡Excelente trabajo! Se evidencia un buen dominio de los conceptos clave sobre el ciclo de vida del software y la ingeniería de requisitos.</w:t>
             </w:r>
           </w:p>
         </w:tc>
@@ -7451,16 +6849,7 @@
                 <w:sz w:val="20"/>
                 <w:szCs w:val="20"/>
               </w:rPr>
-              <w:t>Programación orientada a objetos</w:t>
-            </w:r>
-            <w:r>
-              <w:rPr>
-                <w:rFonts w:eastAsia="Calibri"/>
-                <w:color w:val="000000" w:themeColor="text1"/>
-                <w:sz w:val="20"/>
-                <w:szCs w:val="20"/>
-              </w:rPr>
-              <w:t>.</w:t>
+              <w:t>Programación orientada a objetos.</w:t>
             </w:r>
           </w:p>
         </w:tc>
@@ -7534,16 +6923,7 @@
                 <w:sz w:val="20"/>
                 <w:szCs w:val="20"/>
               </w:rPr>
-              <w:t>Compilación de código</w:t>
-            </w:r>
-            <w:r>
-              <w:rPr>
-                <w:rFonts w:eastAsia="Calibri"/>
-                <w:color w:val="000000" w:themeColor="text1"/>
-                <w:sz w:val="20"/>
-                <w:szCs w:val="20"/>
-              </w:rPr>
-              <w:t>.</w:t>
+              <w:t>Compilación de código.</w:t>
             </w:r>
           </w:p>
         </w:tc>
@@ -7617,16 +6997,7 @@
                 <w:sz w:val="20"/>
                 <w:szCs w:val="20"/>
               </w:rPr>
-              <w:t>Renderización</w:t>
-            </w:r>
-            <w:r>
-              <w:rPr>
-                <w:rFonts w:eastAsia="Calibri"/>
-                <w:color w:val="000000" w:themeColor="text1"/>
-                <w:sz w:val="20"/>
-                <w:szCs w:val="20"/>
-              </w:rPr>
-              <w:t>.</w:t>
+              <w:t>Renderización.</w:t>
             </w:r>
           </w:p>
         </w:tc>
@@ -7700,16 +7071,7 @@
                 <w:sz w:val="20"/>
                 <w:szCs w:val="20"/>
               </w:rPr>
-              <w:t>Entrevista</w:t>
-            </w:r>
-            <w:r>
-              <w:rPr>
-                <w:rFonts w:eastAsia="Calibri"/>
-                <w:color w:val="000000" w:themeColor="text1"/>
-                <w:sz w:val="20"/>
-                <w:szCs w:val="20"/>
-              </w:rPr>
-              <w:t>.</w:t>
+              <w:t>Entrevista.</w:t>
             </w:r>
           </w:p>
         </w:tc>
@@ -7796,28 +7158,7 @@
                 <w:sz w:val="20"/>
                 <w:szCs w:val="20"/>
               </w:rPr>
-              <w:t xml:space="preserve">¡Excelente trabajo! Se evidencia un buen dominio de los conceptos clave sobre el ciclo de vida del </w:t>
-            </w:r>
-            <w:r>
-              <w:rPr>
-                <w:rFonts w:eastAsia="Calibri"/>
-                <w:bCs/>
-                <w:i/>
-                <w:color w:val="000000" w:themeColor="text1"/>
-                <w:sz w:val="20"/>
-                <w:szCs w:val="20"/>
-              </w:rPr>
-              <w:t>software</w:t>
-            </w:r>
-            <w:r>
-              <w:rPr>
-                <w:rFonts w:eastAsia="Calibri"/>
-                <w:bCs/>
-                <w:color w:val="000000" w:themeColor="text1"/>
-                <w:sz w:val="20"/>
-                <w:szCs w:val="20"/>
-              </w:rPr>
-              <w:t xml:space="preserve"> y la ingeniería de requisitos.</w:t>
+              <w:t>¡Excelente trabajo! Se evidencia un buen dominio de los conceptos clave sobre el ciclo de vida del software y la ingeniería de requisitos.</w:t>
             </w:r>
           </w:p>
         </w:tc>
@@ -7995,16 +7336,7 @@
                 <w:sz w:val="20"/>
                 <w:szCs w:val="20"/>
               </w:rPr>
-              <w:t>Instrumentos de recolección de información</w:t>
-            </w:r>
-            <w:r>
-              <w:rPr>
-                <w:rFonts w:eastAsia="Calibri"/>
-                <w:color w:val="000000" w:themeColor="text1"/>
-                <w:sz w:val="20"/>
-                <w:szCs w:val="20"/>
-              </w:rPr>
-              <w:t>.</w:t>
+              <w:t>Instrumentos de recolección de información.</w:t>
             </w:r>
           </w:p>
         </w:tc>
@@ -8085,16 +7417,7 @@
                 <w:sz w:val="20"/>
                 <w:szCs w:val="20"/>
               </w:rPr>
-              <w:t>Lenguajes de programación</w:t>
-            </w:r>
-            <w:r>
-              <w:rPr>
-                <w:rFonts w:eastAsia="Calibri"/>
-                <w:color w:val="000000" w:themeColor="text1"/>
-                <w:sz w:val="20"/>
-                <w:szCs w:val="20"/>
-              </w:rPr>
-              <w:t>.</w:t>
+              <w:t>Lenguajes de programación.</w:t>
             </w:r>
           </w:p>
         </w:tc>
@@ -8167,16 +7490,7 @@
                 <w:sz w:val="20"/>
                 <w:szCs w:val="20"/>
               </w:rPr>
-              <w:t>Sistemas operativos</w:t>
-            </w:r>
-            <w:r>
-              <w:rPr>
-                <w:rFonts w:eastAsia="Calibri"/>
-                <w:color w:val="000000" w:themeColor="text1"/>
-                <w:sz w:val="20"/>
-                <w:szCs w:val="20"/>
-              </w:rPr>
-              <w:t>.</w:t>
+              <w:t>Sistemas operativos.</w:t>
             </w:r>
           </w:p>
         </w:tc>
@@ -8252,16 +7566,7 @@
                 <w:sz w:val="20"/>
                 <w:szCs w:val="20"/>
               </w:rPr>
-              <w:t>Modelos de negocio</w:t>
-            </w:r>
-            <w:r>
-              <w:rPr>
-                <w:rFonts w:eastAsia="Calibri"/>
-                <w:color w:val="000000" w:themeColor="text1"/>
-                <w:sz w:val="20"/>
-                <w:szCs w:val="20"/>
-              </w:rPr>
-              <w:t>.</w:t>
+              <w:t>Modelos de negocio.</w:t>
             </w:r>
           </w:p>
         </w:tc>
@@ -8338,28 +7643,7 @@
                 <w:sz w:val="20"/>
                 <w:szCs w:val="20"/>
               </w:rPr>
-              <w:t xml:space="preserve">¡Excelente trabajo! Se evidencia un buen dominio de los conceptos clave sobre el ciclo de vida del </w:t>
-            </w:r>
-            <w:r>
-              <w:rPr>
-                <w:rFonts w:eastAsia="Calibri"/>
-                <w:bCs/>
-                <w:i/>
-                <w:color w:val="000000" w:themeColor="text1"/>
-                <w:sz w:val="20"/>
-                <w:szCs w:val="20"/>
-              </w:rPr>
-              <w:t>software</w:t>
-            </w:r>
-            <w:r>
-              <w:rPr>
-                <w:rFonts w:eastAsia="Calibri"/>
-                <w:bCs/>
-                <w:color w:val="000000" w:themeColor="text1"/>
-                <w:sz w:val="20"/>
-                <w:szCs w:val="20"/>
-              </w:rPr>
-              <w:t xml:space="preserve"> y la ingeniería de requisitos.</w:t>
+              <w:t>¡Excelente trabajo! Se evidencia un buen dominio de los conceptos clave sobre el ciclo de vida del software y la ingeniería de requisitos.</w:t>
             </w:r>
           </w:p>
         </w:tc>
@@ -8483,8 +7767,6 @@
             </w:r>
           </w:p>
         </w:tc>
-        <w:bookmarkStart w:id="0" w:name="_GoBack"/>
-        <w:bookmarkEnd w:id="0"/>
       </w:tr>
       <w:tr>
         <w:trPr>
@@ -8683,22 +7965,7 @@
                 <w:sz w:val="20"/>
                 <w:szCs w:val="20"/>
               </w:rPr>
-              <w:t xml:space="preserve">Personas que diseñan el </w:t>
-            </w:r>
-            <w:r>
-              <w:rPr>
-                <w:i/>
-                <w:sz w:val="20"/>
-                <w:szCs w:val="20"/>
-              </w:rPr>
-              <w:t>hardware</w:t>
-            </w:r>
-            <w:r>
-              <w:rPr>
-                <w:sz w:val="20"/>
-                <w:szCs w:val="20"/>
-              </w:rPr>
-              <w:t>.</w:t>
+              <w:t>Personas que diseñan el hardware.</w:t>
             </w:r>
           </w:p>
         </w:tc>
@@ -8768,22 +8035,7 @@
                 <w:sz w:val="20"/>
                 <w:szCs w:val="20"/>
               </w:rPr>
-              <w:t xml:space="preserve">Personas encargadas del </w:t>
-            </w:r>
-            <w:r>
-              <w:rPr>
-                <w:i/>
-                <w:sz w:val="20"/>
-                <w:szCs w:val="20"/>
-              </w:rPr>
-              <w:t>marketing</w:t>
-            </w:r>
-            <w:r>
-              <w:rPr>
-                <w:sz w:val="20"/>
-                <w:szCs w:val="20"/>
-              </w:rPr>
-              <w:t>.</w:t>
+              <w:t>Personas encargadas del marketing.</w:t>
             </w:r>
           </w:p>
         </w:tc>
@@ -8860,28 +8112,7 @@
                 <w:sz w:val="20"/>
                 <w:szCs w:val="20"/>
               </w:rPr>
-              <w:t xml:space="preserve">¡Excelente trabajo! Se evidencia un buen dominio de los conceptos clave sobre el ciclo de vida del </w:t>
-            </w:r>
-            <w:r>
-              <w:rPr>
-                <w:rFonts w:eastAsia="Calibri"/>
-                <w:bCs/>
-                <w:i/>
-                <w:color w:val="000000" w:themeColor="text1"/>
-                <w:sz w:val="20"/>
-                <w:szCs w:val="20"/>
-              </w:rPr>
-              <w:t>software</w:t>
-            </w:r>
-            <w:r>
-              <w:rPr>
-                <w:rFonts w:eastAsia="Calibri"/>
-                <w:bCs/>
-                <w:color w:val="000000" w:themeColor="text1"/>
-                <w:sz w:val="20"/>
-                <w:szCs w:val="20"/>
-              </w:rPr>
-              <w:t xml:space="preserve"> y la ingeniería de requisitos.</w:t>
+              <w:t>¡Excelente trabajo! Se evidencia un buen dominio de los conceptos clave sobre el ciclo de vida del software y la ingeniería de requisitos.</w:t>
             </w:r>
           </w:p>
         </w:tc>
@@ -9001,28 +8232,7 @@
                 <w:sz w:val="20"/>
                 <w:szCs w:val="20"/>
               </w:rPr>
-              <w:t xml:space="preserve">Los </w:t>
-            </w:r>
-            <w:r>
-              <w:rPr>
-                <w:rFonts w:eastAsia="Calibri"/>
-                <w:b/>
-                <w:i/>
-                <w:color w:val="000000" w:themeColor="text1"/>
-                <w:sz w:val="20"/>
-                <w:szCs w:val="20"/>
-              </w:rPr>
-              <w:t>stakeholders</w:t>
-            </w:r>
-            <w:r>
-              <w:rPr>
-                <w:rFonts w:eastAsia="Calibri"/>
-                <w:b/>
-                <w:color w:val="000000" w:themeColor="text1"/>
-                <w:sz w:val="20"/>
-                <w:szCs w:val="20"/>
-              </w:rPr>
-              <w:t xml:space="preserve"> corresponden a:</w:t>
+              <w:t>Los stakeholders corresponden a:</w:t>
             </w:r>
           </w:p>
         </w:tc>
@@ -9386,28 +8596,7 @@
                 <w:sz w:val="20"/>
                 <w:szCs w:val="20"/>
               </w:rPr>
-              <w:t xml:space="preserve">¡Excelente trabajo! Se evidencia un buen dominio de los conceptos clave sobre el ciclo de vida del </w:t>
-            </w:r>
-            <w:r>
-              <w:rPr>
-                <w:rFonts w:eastAsia="Calibri"/>
-                <w:bCs/>
-                <w:i/>
-                <w:color w:val="000000" w:themeColor="text1"/>
-                <w:sz w:val="20"/>
-                <w:szCs w:val="20"/>
-              </w:rPr>
-              <w:t>software</w:t>
-            </w:r>
-            <w:r>
-              <w:rPr>
-                <w:rFonts w:eastAsia="Calibri"/>
-                <w:bCs/>
-                <w:color w:val="000000" w:themeColor="text1"/>
-                <w:sz w:val="20"/>
-                <w:szCs w:val="20"/>
-              </w:rPr>
-              <w:t xml:space="preserve"> y la ingeniería de requisitos.</w:t>
+              <w:t>¡Excelente trabajo! Se evidencia un buen dominio de los conceptos clave sobre el ciclo de vida del software y la ingeniería de requisitos.</w:t>
             </w:r>
           </w:p>
         </w:tc>
@@ -9526,26 +8715,7 @@
                 <w:sz w:val="20"/>
                 <w:szCs w:val="20"/>
               </w:rPr>
-              <w:t>El dueño del producto (</w:t>
-            </w:r>
-            <w:r>
-              <w:rPr>
-                <w:rFonts w:eastAsia="Calibri"/>
-                <w:b/>
-                <w:i/>
-                <w:sz w:val="20"/>
-                <w:szCs w:val="20"/>
-              </w:rPr>
-              <w:t>product owner</w:t>
-            </w:r>
-            <w:r>
-              <w:rPr>
-                <w:rFonts w:eastAsia="Calibri"/>
-                <w:b/>
-                <w:sz w:val="20"/>
-                <w:szCs w:val="20"/>
-              </w:rPr>
-              <w:t>) se caracteriza por:</w:t>
+              <w:t>El dueño del producto (product owner) se caracteriza por:</w:t>
             </w:r>
           </w:p>
         </w:tc>
@@ -9753,22 +8923,7 @@
                 <w:sz w:val="20"/>
                 <w:szCs w:val="20"/>
               </w:rPr>
-              <w:t xml:space="preserve">Realizar mantenimiento del </w:t>
-            </w:r>
-            <w:r>
-              <w:rPr>
-                <w:i/>
-                <w:sz w:val="20"/>
-                <w:szCs w:val="20"/>
-              </w:rPr>
-              <w:t>hardware</w:t>
-            </w:r>
-            <w:r>
-              <w:rPr>
-                <w:sz w:val="20"/>
-                <w:szCs w:val="20"/>
-              </w:rPr>
-              <w:t>.</w:t>
+              <w:t>Realizar mantenimiento del hardware.</w:t>
             </w:r>
           </w:p>
         </w:tc>
@@ -9918,28 +9073,7 @@
                 <w:sz w:val="20"/>
                 <w:szCs w:val="20"/>
               </w:rPr>
-              <w:t xml:space="preserve">¡Excelente trabajo! Se evidencia un buen dominio de los conceptos clave sobre el ciclo de vida del </w:t>
-            </w:r>
-            <w:r>
-              <w:rPr>
-                <w:rFonts w:eastAsia="Calibri"/>
-                <w:bCs/>
-                <w:i/>
-                <w:color w:val="000000" w:themeColor="text1"/>
-                <w:sz w:val="20"/>
-                <w:szCs w:val="20"/>
-              </w:rPr>
-              <w:t>software</w:t>
-            </w:r>
-            <w:r>
-              <w:rPr>
-                <w:rFonts w:eastAsia="Calibri"/>
-                <w:bCs/>
-                <w:color w:val="000000" w:themeColor="text1"/>
-                <w:sz w:val="20"/>
-                <w:szCs w:val="20"/>
-              </w:rPr>
-              <w:t xml:space="preserve"> y la ingeniería de requisitos.</w:t>
+              <w:t>¡Excelente trabajo! Se evidencia un buen dominio de los conceptos clave sobre el ciclo de vida del software y la ingeniería de requisitos.</w:t>
             </w:r>
           </w:p>
         </w:tc>
@@ -10420,28 +9554,7 @@
                 <w:sz w:val="20"/>
                 <w:szCs w:val="20"/>
               </w:rPr>
-              <w:t xml:space="preserve">¡Excelente trabajo! Se evidencia un buen dominio de los conceptos clave sobre el ciclo de vida del </w:t>
-            </w:r>
-            <w:r>
-              <w:rPr>
-                <w:rFonts w:eastAsia="Calibri"/>
-                <w:bCs/>
-                <w:i/>
-                <w:color w:val="000000" w:themeColor="text1"/>
-                <w:sz w:val="20"/>
-                <w:szCs w:val="20"/>
-              </w:rPr>
-              <w:t>software</w:t>
-            </w:r>
-            <w:r>
-              <w:rPr>
-                <w:rFonts w:eastAsia="Calibri"/>
-                <w:bCs/>
-                <w:color w:val="000000" w:themeColor="text1"/>
-                <w:sz w:val="20"/>
-                <w:szCs w:val="20"/>
-              </w:rPr>
-              <w:t xml:space="preserve"> y la ingeniería de requisitos.</w:t>
+              <w:t>¡Excelente trabajo! Se evidencia un buen dominio de los conceptos clave sobre el ciclo de vida del software y la ingeniería de requisitos.</w:t>
             </w:r>
           </w:p>
         </w:tc>
@@ -10915,28 +10028,7 @@
                 <w:sz w:val="20"/>
                 <w:szCs w:val="20"/>
               </w:rPr>
-              <w:t xml:space="preserve">¡Excelente trabajo! Se evidencia un buen dominio de los conceptos clave sobre el ciclo de vida del </w:t>
-            </w:r>
-            <w:r>
-              <w:rPr>
-                <w:rFonts w:eastAsia="Calibri"/>
-                <w:bCs/>
-                <w:i/>
-                <w:color w:val="000000" w:themeColor="text1"/>
-                <w:sz w:val="20"/>
-                <w:szCs w:val="20"/>
-              </w:rPr>
-              <w:t>software</w:t>
-            </w:r>
-            <w:r>
-              <w:rPr>
-                <w:rFonts w:eastAsia="Calibri"/>
-                <w:bCs/>
-                <w:color w:val="000000" w:themeColor="text1"/>
-                <w:sz w:val="20"/>
-                <w:szCs w:val="20"/>
-              </w:rPr>
-              <w:t xml:space="preserve"> y la ingeniería de requisitos.</w:t>
+              <w:t>¡Excelente trabajo! Se evidencia un buen dominio de los conceptos clave sobre el ciclo de vida del software y la ingeniería de requisitos.</w:t>
             </w:r>
           </w:p>
         </w:tc>
@@ -11327,22 +10419,7 @@
                 <w:sz w:val="20"/>
                 <w:szCs w:val="20"/>
               </w:rPr>
-              <w:t xml:space="preserve">Mostrar el diseño del </w:t>
-            </w:r>
-            <w:r>
-              <w:rPr>
-                <w:i/>
-                <w:sz w:val="20"/>
-                <w:szCs w:val="20"/>
-              </w:rPr>
-              <w:t>hardware</w:t>
-            </w:r>
-            <w:r>
-              <w:rPr>
-                <w:sz w:val="20"/>
-                <w:szCs w:val="20"/>
-              </w:rPr>
-              <w:t>.</w:t>
+              <w:t>Mostrar el diseño del hardware.</w:t>
             </w:r>
           </w:p>
         </w:tc>
@@ -11419,28 +10496,7 @@
                 <w:sz w:val="20"/>
                 <w:szCs w:val="20"/>
               </w:rPr>
-              <w:t xml:space="preserve">¡Excelente trabajo! Se evidencia un buen dominio de los conceptos clave sobre el ciclo de vida del </w:t>
-            </w:r>
-            <w:r>
-              <w:rPr>
-                <w:rFonts w:eastAsia="Calibri"/>
-                <w:bCs/>
-                <w:i/>
-                <w:color w:val="000000" w:themeColor="text1"/>
-                <w:sz w:val="20"/>
-                <w:szCs w:val="20"/>
-              </w:rPr>
-              <w:t>software</w:t>
-            </w:r>
-            <w:r>
-              <w:rPr>
-                <w:rFonts w:eastAsia="Calibri"/>
-                <w:bCs/>
-                <w:color w:val="000000" w:themeColor="text1"/>
-                <w:sz w:val="20"/>
-                <w:szCs w:val="20"/>
-              </w:rPr>
-              <w:t xml:space="preserve"> y la ingeniería de requisitos.</w:t>
+              <w:t>¡Excelente trabajo! Se evidencia un buen dominio de los conceptos clave sobre el ciclo de vida del software y la ingeniería de requisitos.</w:t>
             </w:r>
           </w:p>
         </w:tc>
@@ -12044,6 +11100,16 @@
                 <w:szCs w:val="20"/>
               </w:rPr>
             </w:pPr>
+            <w:r>
+              <w:rPr>
+                <w:rFonts w:eastAsia="Calibri"/>
+                <w:b/>
+                <w:color w:val="595959"/>
+                <w:sz w:val="20"/>
+                <w:szCs w:val="20"/>
+              </w:rPr>
+              <w:t>Revisión Evaluador instruccional</w:t>
+            </w:r>
           </w:p>
         </w:tc>
         <w:tc>
@@ -12074,6 +11140,16 @@
                 <w:szCs w:val="20"/>
               </w:rPr>
             </w:pPr>
+            <w:r>
+              <w:rPr>
+                <w:rFonts w:eastAsia="Calibri"/>
+                <w:b/>
+                <w:color w:val="595959"/>
+                <w:sz w:val="20"/>
+                <w:szCs w:val="20"/>
+              </w:rPr>
+              <w:t>Andrés Felipe Velandia Espitia</w:t>
+            </w:r>
           </w:p>
         </w:tc>
         <w:tc>
@@ -12104,6 +11180,26 @@
                 <w:szCs w:val="20"/>
               </w:rPr>
             </w:pPr>
+            <w:r>
+              <w:rPr>
+                <w:rFonts w:eastAsia="Calibri"/>
+                <w:b/>
+                <w:color w:val="595959"/>
+                <w:sz w:val="20"/>
+                <w:szCs w:val="20"/>
+              </w:rPr>
+              <w:t>Septiembre</w:t>
+            </w:r>
+            <w:r>
+              <w:rPr>
+                <w:rFonts w:eastAsia="Calibri"/>
+                <w:b/>
+                <w:color w:val="595959"/>
+                <w:sz w:val="20"/>
+                <w:szCs w:val="20"/>
+              </w:rPr>
+              <w:t xml:space="preserve"> de 2026</w:t>
+            </w:r>
           </w:p>
         </w:tc>
       </w:tr>
@@ -12128,7 +11224,7 @@
 </file>
 
 <file path=word/endnotes.xml><?xml version="1.0" encoding="utf-8"?>
-<w:endnotes xmlns:wpc="http://schemas.microsoft.com/office/word/2010/wordprocessingCanvas" xmlns:cx="http://schemas.microsoft.com/office/drawing/2014/chartex" xmlns:mc="http://schemas.openxmlformats.org/markup-compatibility/2006" xmlns:o="urn:schemas-microsoft-com:office:office" xmlns:r="http://schemas.openxmlformats.org/officeDocument/2006/relationships" xmlns:m="http://schemas.openxmlformats.org/officeDocument/2006/math" xmlns:v="urn:schemas-microsoft-com:vml" xmlns:wp14="http://schemas.microsoft.com/office/word/2010/wordprocessingDrawing" xmlns:wp="http://schemas.openxmlformats.org/drawingml/2006/wordprocessingDrawing" xmlns:w10="urn:schemas-microsoft-com:office:word" xmlns:w="http://schemas.openxmlformats.org/wordprocessingml/2006/main" xmlns:w14="http://schemas.microsoft.com/office/word/2010/wordml" xmlns:w15="http://schemas.microsoft.com/office/word/2012/wordml" xmlns:w16se="http://schemas.microsoft.com/office/word/2015/wordml/symex" xmlns:wpg="http://schemas.microsoft.com/office/word/2010/wordprocessingGroup" xmlns:wpi="http://schemas.microsoft.com/office/word/2010/wordprocessingInk" xmlns:wne="http://schemas.microsoft.com/office/word/2006/wordml" xmlns:wps="http://schemas.microsoft.com/office/word/2010/wordprocessingShape" mc:Ignorable="w14 w15 w16se wp14">
+<w:endnotes xmlns:wpc="http://schemas.microsoft.com/office/word/2010/wordprocessingCanvas" xmlns:cx="http://schemas.microsoft.com/office/drawing/2014/chartex" xmlns:cx1="http://schemas.microsoft.com/office/drawing/2015/9/8/chartex" xmlns:cx2="http://schemas.microsoft.com/office/drawing/2015/10/21/chartex" xmlns:cx3="http://schemas.microsoft.com/office/drawing/2016/5/9/chartex" xmlns:cx4="http://schemas.microsoft.com/office/drawing/2016/5/10/chartex" xmlns:cx5="http://schemas.microsoft.com/office/drawing/2016/5/11/chartex" xmlns:cx6="http://schemas.microsoft.com/office/drawing/2016/5/12/chartex" xmlns:cx7="http://schemas.microsoft.com/office/drawing/2016/5/13/chartex" xmlns:cx8="http://schemas.microsoft.com/office/drawing/2016/5/14/chartex" xmlns:mc="http://schemas.openxmlformats.org/markup-compatibility/2006" xmlns:aink="http://schemas.microsoft.com/office/drawing/2016/ink" xmlns:am3d="http://schemas.microsoft.com/office/drawing/2017/model3d" xmlns:o="urn:schemas-microsoft-com:office:office" xmlns:r="http://schemas.openxmlformats.org/officeDocument/2006/relationships" xmlns:m="http://schemas.openxmlformats.org/officeDocument/2006/math" xmlns:v="urn:schemas-microsoft-com:vml" xmlns:wp14="http://schemas.microsoft.com/office/word/2010/wordprocessingDrawing" xmlns:wp="http://schemas.openxmlformats.org/drawingml/2006/wordprocessingDrawing" xmlns:w10="urn:schemas-microsoft-com:office:word" xmlns:w="http://schemas.openxmlformats.org/wordprocessingml/2006/main" xmlns:w14="http://schemas.microsoft.com/office/word/2010/wordml" xmlns:w15="http://schemas.microsoft.com/office/word/2012/wordml" xmlns:w16cex="http://schemas.microsoft.com/office/word/2018/wordml/cex" xmlns:w16cid="http://schemas.microsoft.com/office/word/2016/wordml/cid" xmlns:w16="http://schemas.microsoft.com/office/word/2018/wordml" xmlns:w16sdtdh="http://schemas.microsoft.com/office/word/2020/wordml/sdtdatahash" xmlns:w16se="http://schemas.microsoft.com/office/word/2015/wordml/symex" xmlns:wpg="http://schemas.microsoft.com/office/word/2010/wordprocessingGroup" xmlns:wpi="http://schemas.microsoft.com/office/word/2010/wordprocessingInk" xmlns:wne="http://schemas.microsoft.com/office/word/2006/wordml" xmlns:wps="http://schemas.microsoft.com/office/word/2010/wordprocessingShape" mc:Ignorable="w14 w15 w16se w16cid w16 w16cex w16sdtdh wp14">
   <w:endnote w:type="separator" w:id="-1">
     <w:p>
       <w:pPr>
@@ -12153,7 +11249,7 @@
 </file>
 
 <file path=word/footnotes.xml><?xml version="1.0" encoding="utf-8"?>
-<w:footnotes xmlns:wpc="http://schemas.microsoft.com/office/word/2010/wordprocessingCanvas" xmlns:cx="http://schemas.microsoft.com/office/drawing/2014/chartex" xmlns:mc="http://schemas.openxmlformats.org/markup-compatibility/2006" xmlns:o="urn:schemas-microsoft-com:office:office" xmlns:r="http://schemas.openxmlformats.org/officeDocument/2006/relationships" xmlns:m="http://schemas.openxmlformats.org/officeDocument/2006/math" xmlns:v="urn:schemas-microsoft-com:vml" xmlns:wp14="http://schemas.microsoft.com/office/word/2010/wordprocessingDrawing" xmlns:wp="http://schemas.openxmlformats.org/drawingml/2006/wordprocessingDrawing" xmlns:w10="urn:schemas-microsoft-com:office:word" xmlns:w="http://schemas.openxmlformats.org/wordprocessingml/2006/main" xmlns:w14="http://schemas.microsoft.com/office/word/2010/wordml" xmlns:w15="http://schemas.microsoft.com/office/word/2012/wordml" xmlns:w16se="http://schemas.microsoft.com/office/word/2015/wordml/symex" xmlns:wpg="http://schemas.microsoft.com/office/word/2010/wordprocessingGroup" xmlns:wpi="http://schemas.microsoft.com/office/word/2010/wordprocessingInk" xmlns:wne="http://schemas.microsoft.com/office/word/2006/wordml" xmlns:wps="http://schemas.microsoft.com/office/word/2010/wordprocessingShape" mc:Ignorable="w14 w15 w16se wp14">
+<w:footnotes xmlns:wpc="http://schemas.microsoft.com/office/word/2010/wordprocessingCanvas" xmlns:cx="http://schemas.microsoft.com/office/drawing/2014/chartex" xmlns:cx1="http://schemas.microsoft.com/office/drawing/2015/9/8/chartex" xmlns:cx2="http://schemas.microsoft.com/office/drawing/2015/10/21/chartex" xmlns:cx3="http://schemas.microsoft.com/office/drawing/2016/5/9/chartex" xmlns:cx4="http://schemas.microsoft.com/office/drawing/2016/5/10/chartex" xmlns:cx5="http://schemas.microsoft.com/office/drawing/2016/5/11/chartex" xmlns:cx6="http://schemas.microsoft.com/office/drawing/2016/5/12/chartex" xmlns:cx7="http://schemas.microsoft.com/office/drawing/2016/5/13/chartex" xmlns:cx8="http://schemas.microsoft.com/office/drawing/2016/5/14/chartex" xmlns:mc="http://schemas.openxmlformats.org/markup-compatibility/2006" xmlns:aink="http://schemas.microsoft.com/office/drawing/2016/ink" xmlns:am3d="http://schemas.microsoft.com/office/drawing/2017/model3d" xmlns:o="urn:schemas-microsoft-com:office:office" xmlns:r="http://schemas.openxmlformats.org/officeDocument/2006/relationships" xmlns:m="http://schemas.openxmlformats.org/officeDocument/2006/math" xmlns:v="urn:schemas-microsoft-com:vml" xmlns:wp14="http://schemas.microsoft.com/office/word/2010/wordprocessingDrawing" xmlns:wp="http://schemas.openxmlformats.org/drawingml/2006/wordprocessingDrawing" xmlns:w10="urn:schemas-microsoft-com:office:word" xmlns:w="http://schemas.openxmlformats.org/wordprocessingml/2006/main" xmlns:w14="http://schemas.microsoft.com/office/word/2010/wordml" xmlns:w15="http://schemas.microsoft.com/office/word/2012/wordml" xmlns:w16cex="http://schemas.microsoft.com/office/word/2018/wordml/cex" xmlns:w16cid="http://schemas.microsoft.com/office/word/2016/wordml/cid" xmlns:w16="http://schemas.microsoft.com/office/word/2018/wordml" xmlns:w16sdtdh="http://schemas.microsoft.com/office/word/2020/wordml/sdtdatahash" xmlns:w16se="http://schemas.microsoft.com/office/word/2015/wordml/symex" xmlns:wpg="http://schemas.microsoft.com/office/word/2010/wordprocessingGroup" xmlns:wpi="http://schemas.microsoft.com/office/word/2010/wordprocessingInk" xmlns:wne="http://schemas.microsoft.com/office/word/2006/wordml" xmlns:wps="http://schemas.microsoft.com/office/word/2010/wordprocessingShape" mc:Ignorable="w14 w15 w16se w16cid w16 w16cex w16sdtdh wp14">
   <w:footnote w:type="separator" w:id="-1">
     <w:p>
       <w:pPr>
@@ -12178,7 +11274,7 @@
 </file>
 
 <file path=word/header1.xml><?xml version="1.0" encoding="utf-8"?>
-<w:hdr xmlns:wpc="http://schemas.microsoft.com/office/word/2010/wordprocessingCanvas" xmlns:cx="http://schemas.microsoft.com/office/drawing/2014/chartex" xmlns:mc="http://schemas.openxmlformats.org/markup-compatibility/2006" xmlns:o="urn:schemas-microsoft-com:office:office" xmlns:r="http://schemas.openxmlformats.org/officeDocument/2006/relationships" xmlns:m="http://schemas.openxmlformats.org/officeDocument/2006/math" xmlns:v="urn:schemas-microsoft-com:vml" xmlns:wp14="http://schemas.microsoft.com/office/word/2010/wordprocessingDrawing" xmlns:wp="http://schemas.openxmlformats.org/drawingml/2006/wordprocessingDrawing" xmlns:w10="urn:schemas-microsoft-com:office:word" xmlns:w="http://schemas.openxmlformats.org/wordprocessingml/2006/main" xmlns:w14="http://schemas.microsoft.com/office/word/2010/wordml" xmlns:w15="http://schemas.microsoft.com/office/word/2012/wordml" xmlns:w16se="http://schemas.microsoft.com/office/word/2015/wordml/symex" xmlns:wpg="http://schemas.microsoft.com/office/word/2010/wordprocessingGroup" xmlns:wpi="http://schemas.microsoft.com/office/word/2010/wordprocessingInk" xmlns:wne="http://schemas.microsoft.com/office/word/2006/wordml" xmlns:wps="http://schemas.microsoft.com/office/word/2010/wordprocessingShape" mc:Ignorable="w14 w15 w16se wp14">
+<w:hdr xmlns:wpc="http://schemas.microsoft.com/office/word/2010/wordprocessingCanvas" xmlns:cx="http://schemas.microsoft.com/office/drawing/2014/chartex" xmlns:cx1="http://schemas.microsoft.com/office/drawing/2015/9/8/chartex" xmlns:cx2="http://schemas.microsoft.com/office/drawing/2015/10/21/chartex" xmlns:cx3="http://schemas.microsoft.com/office/drawing/2016/5/9/chartex" xmlns:cx4="http://schemas.microsoft.com/office/drawing/2016/5/10/chartex" xmlns:cx5="http://schemas.microsoft.com/office/drawing/2016/5/11/chartex" xmlns:cx6="http://schemas.microsoft.com/office/drawing/2016/5/12/chartex" xmlns:cx7="http://schemas.microsoft.com/office/drawing/2016/5/13/chartex" xmlns:cx8="http://schemas.microsoft.com/office/drawing/2016/5/14/chartex" xmlns:mc="http://schemas.openxmlformats.org/markup-compatibility/2006" xmlns:aink="http://schemas.microsoft.com/office/drawing/2016/ink" xmlns:am3d="http://schemas.microsoft.com/office/drawing/2017/model3d" xmlns:o="urn:schemas-microsoft-com:office:office" xmlns:r="http://schemas.openxmlformats.org/officeDocument/2006/relationships" xmlns:m="http://schemas.openxmlformats.org/officeDocument/2006/math" xmlns:v="urn:schemas-microsoft-com:vml" xmlns:wp14="http://schemas.microsoft.com/office/word/2010/wordprocessingDrawing" xmlns:wp="http://schemas.openxmlformats.org/drawingml/2006/wordprocessingDrawing" xmlns:w10="urn:schemas-microsoft-com:office:word" xmlns:w="http://schemas.openxmlformats.org/wordprocessingml/2006/main" xmlns:w14="http://schemas.microsoft.com/office/word/2010/wordml" xmlns:w15="http://schemas.microsoft.com/office/word/2012/wordml" xmlns:w16cex="http://schemas.microsoft.com/office/word/2018/wordml/cex" xmlns:w16cid="http://schemas.microsoft.com/office/word/2016/wordml/cid" xmlns:w16="http://schemas.microsoft.com/office/word/2018/wordml" xmlns:w16sdtdh="http://schemas.microsoft.com/office/word/2020/wordml/sdtdatahash" xmlns:w16se="http://schemas.microsoft.com/office/word/2015/wordml/symex" xmlns:wpg="http://schemas.microsoft.com/office/word/2010/wordprocessingGroup" xmlns:wpi="http://schemas.microsoft.com/office/word/2010/wordprocessingInk" xmlns:wne="http://schemas.microsoft.com/office/word/2006/wordml" xmlns:wps="http://schemas.microsoft.com/office/word/2010/wordprocessingShape" mc:Ignorable="w14 w15 w16se w16cid w16 w16cex w16sdtdh wp14">
   <w:p>
     <w:pPr>
       <w:pBdr>
@@ -12379,7 +11475,7 @@
 </file>
 
 <file path=word/numbering.xml><?xml version="1.0" encoding="utf-8"?>
-<w:numbering xmlns:wpc="http://schemas.microsoft.com/office/word/2010/wordprocessingCanvas" xmlns:cx="http://schemas.microsoft.com/office/drawing/2014/chartex" xmlns:mc="http://schemas.openxmlformats.org/markup-compatibility/2006" xmlns:o="urn:schemas-microsoft-com:office:office" xmlns:r="http://schemas.openxmlformats.org/officeDocument/2006/relationships" xmlns:m="http://schemas.openxmlformats.org/officeDocument/2006/math" xmlns:v="urn:schemas-microsoft-com:vml" xmlns:wp14="http://schemas.microsoft.com/office/word/2010/wordprocessingDrawing" xmlns:wp="http://schemas.openxmlformats.org/drawingml/2006/wordprocessingDrawing" xmlns:w10="urn:schemas-microsoft-com:office:word" xmlns:w="http://schemas.openxmlformats.org/wordprocessingml/2006/main" xmlns:w14="http://schemas.microsoft.com/office/word/2010/wordml" xmlns:w15="http://schemas.microsoft.com/office/word/2012/wordml" xmlns:w16se="http://schemas.microsoft.com/office/word/2015/wordml/symex" xmlns:wpg="http://schemas.microsoft.com/office/word/2010/wordprocessingGroup" xmlns:wpi="http://schemas.microsoft.com/office/word/2010/wordprocessingInk" xmlns:wne="http://schemas.microsoft.com/office/word/2006/wordml" xmlns:wps="http://schemas.microsoft.com/office/word/2010/wordprocessingShape" mc:Ignorable="w14 w15 w16se wp14">
+<w:numbering xmlns:wpc="http://schemas.microsoft.com/office/word/2010/wordprocessingCanvas" xmlns:cx="http://schemas.microsoft.com/office/drawing/2014/chartex" xmlns:cx1="http://schemas.microsoft.com/office/drawing/2015/9/8/chartex" xmlns:cx2="http://schemas.microsoft.com/office/drawing/2015/10/21/chartex" xmlns:cx3="http://schemas.microsoft.com/office/drawing/2016/5/9/chartex" xmlns:cx4="http://schemas.microsoft.com/office/drawing/2016/5/10/chartex" xmlns:cx5="http://schemas.microsoft.com/office/drawing/2016/5/11/chartex" xmlns:cx6="http://schemas.microsoft.com/office/drawing/2016/5/12/chartex" xmlns:cx7="http://schemas.microsoft.com/office/drawing/2016/5/13/chartex" xmlns:cx8="http://schemas.microsoft.com/office/drawing/2016/5/14/chartex" xmlns:mc="http://schemas.openxmlformats.org/markup-compatibility/2006" xmlns:aink="http://schemas.microsoft.com/office/drawing/2016/ink" xmlns:am3d="http://schemas.microsoft.com/office/drawing/2017/model3d" xmlns:o="urn:schemas-microsoft-com:office:office" xmlns:r="http://schemas.openxmlformats.org/officeDocument/2006/relationships" xmlns:m="http://schemas.openxmlformats.org/officeDocument/2006/math" xmlns:v="urn:schemas-microsoft-com:vml" xmlns:wp14="http://schemas.microsoft.com/office/word/2010/wordprocessingDrawing" xmlns:wp="http://schemas.openxmlformats.org/drawingml/2006/wordprocessingDrawing" xmlns:w10="urn:schemas-microsoft-com:office:word" xmlns:w="http://schemas.openxmlformats.org/wordprocessingml/2006/main" xmlns:w14="http://schemas.microsoft.com/office/word/2010/wordml" xmlns:w15="http://schemas.microsoft.com/office/word/2012/wordml" xmlns:w16cex="http://schemas.microsoft.com/office/word/2018/wordml/cex" xmlns:w16cid="http://schemas.microsoft.com/office/word/2016/wordml/cid" xmlns:w16="http://schemas.microsoft.com/office/word/2018/wordml" xmlns:w16sdtdh="http://schemas.microsoft.com/office/word/2020/wordml/sdtdatahash" xmlns:w16se="http://schemas.microsoft.com/office/word/2015/wordml/symex" xmlns:wpg="http://schemas.microsoft.com/office/word/2010/wordprocessingGroup" xmlns:wpi="http://schemas.microsoft.com/office/word/2010/wordprocessingInk" xmlns:wne="http://schemas.microsoft.com/office/word/2006/wordml" xmlns:wps="http://schemas.microsoft.com/office/word/2010/wordprocessingShape" mc:Ignorable="w14 w15 w16se w16cid w16 w16cex w16sdtdh wp14">
   <w:abstractNum w:abstractNumId="0" w15:restartNumberingAfterBreak="0">
     <w:nsid w:val="2A4E3351"/>
     <w:multiLevelType w:val="hybridMultilevel"/>
@@ -12616,7 +11712,7 @@
 </file>
 
 <file path=word/styles.xml><?xml version="1.0" encoding="utf-8"?>
-<w:styles xmlns:mc="http://schemas.openxmlformats.org/markup-compatibility/2006" xmlns:r="http://schemas.openxmlformats.org/officeDocument/2006/relationships" xmlns:w="http://schemas.openxmlformats.org/wordprocessingml/2006/main" xmlns:w14="http://schemas.microsoft.com/office/word/2010/wordml" xmlns:w15="http://schemas.microsoft.com/office/word/2012/wordml" xmlns:w16se="http://schemas.microsoft.com/office/word/2015/wordml/symex" mc:Ignorable="w14 w15 w16se">
+<w:styles xmlns:mc="http://schemas.openxmlformats.org/markup-compatibility/2006" xmlns:r="http://schemas.openxmlformats.org/officeDocument/2006/relationships" xmlns:w="http://schemas.openxmlformats.org/wordprocessingml/2006/main" xmlns:w14="http://schemas.microsoft.com/office/word/2010/wordml" xmlns:w15="http://schemas.microsoft.com/office/word/2012/wordml" xmlns:w16cex="http://schemas.microsoft.com/office/word/2018/wordml/cex" xmlns:w16cid="http://schemas.microsoft.com/office/word/2016/wordml/cid" xmlns:w16="http://schemas.microsoft.com/office/word/2018/wordml" xmlns:w16sdtdh="http://schemas.microsoft.com/office/word/2020/wordml/sdtdatahash" xmlns:w16se="http://schemas.microsoft.com/office/word/2015/wordml/symex" mc:Ignorable="w14 w15 w16se w16cid w16 w16cex w16sdtdh">
   <w:docDefaults>
     <w:rPrDefault>
       <w:rPr>
@@ -12632,7 +11728,7 @@
       </w:pPr>
     </w:pPrDefault>
   </w:docDefaults>
-  <w:latentStyles w:defLockedState="0" w:defUIPriority="99" w:defSemiHidden="0" w:defUnhideWhenUsed="0" w:defQFormat="0" w:count="371">
+  <w:latentStyles w:defLockedState="0" w:defUIPriority="99" w:defSemiHidden="0" w:defUnhideWhenUsed="0" w:defQFormat="0" w:count="376">
     <w:lsdException w:name="Normal" w:uiPriority="0" w:qFormat="1"/>
     <w:lsdException w:name="heading 1" w:uiPriority="9" w:qFormat="1"/>
     <w:lsdException w:name="heading 2" w:semiHidden="1" w:uiPriority="9" w:unhideWhenUsed="1" w:qFormat="1"/>
@@ -12738,7 +11834,6 @@
     <w:lsdException w:name="HTML Sample" w:semiHidden="1" w:unhideWhenUsed="1"/>
     <w:lsdException w:name="HTML Typewriter" w:semiHidden="1" w:unhideWhenUsed="1"/>
     <w:lsdException w:name="HTML Variable" w:semiHidden="1" w:unhideWhenUsed="1"/>
-    <w:lsdException w:name="Normal Table" w:semiHidden="1" w:unhideWhenUsed="1"/>
     <w:lsdException w:name="annotation subject" w:semiHidden="1" w:unhideWhenUsed="1"/>
     <w:lsdException w:name="No List" w:semiHidden="1" w:unhideWhenUsed="1"/>
     <w:lsdException w:name="Outline List 1" w:semiHidden="1" w:unhideWhenUsed="1"/>
@@ -12781,11 +11876,8 @@
     <w:lsdException w:name="Table Contemporary" w:semiHidden="1" w:unhideWhenUsed="1"/>
     <w:lsdException w:name="Table Elegant" w:semiHidden="1" w:unhideWhenUsed="1"/>
     <w:lsdException w:name="Table Professional" w:semiHidden="1" w:unhideWhenUsed="1"/>
-    <w:lsdException w:name="Table Subtle 1" w:semiHidden="1" w:unhideWhenUsed="1"/>
     <w:lsdException w:name="Table Subtle 2" w:semiHidden="1" w:unhideWhenUsed="1"/>
     <w:lsdException w:name="Table Web 1" w:semiHidden="1" w:unhideWhenUsed="1"/>
-    <w:lsdException w:name="Table Web 2" w:semiHidden="1" w:unhideWhenUsed="1"/>
-    <w:lsdException w:name="Table Web 3" w:semiHidden="1" w:unhideWhenUsed="1"/>
     <w:lsdException w:name="Balloon Text" w:semiHidden="1" w:unhideWhenUsed="1"/>
     <w:lsdException w:name="Table Grid" w:uiPriority="39"/>
     <w:lsdException w:name="Table Theme" w:semiHidden="1" w:unhideWhenUsed="1"/>
@@ -13004,6 +12096,11 @@
     <w:lsdException w:name="List Table 5 Dark Accent 6" w:uiPriority="50"/>
     <w:lsdException w:name="List Table 6 Colorful Accent 6" w:uiPriority="51"/>
     <w:lsdException w:name="List Table 7 Colorful Accent 6" w:uiPriority="52"/>
+    <w:lsdException w:name="Mention" w:semiHidden="1" w:unhideWhenUsed="1"/>
+    <w:lsdException w:name="Smart Hyperlink" w:semiHidden="1" w:unhideWhenUsed="1"/>
+    <w:lsdException w:name="Hashtag" w:semiHidden="1" w:unhideWhenUsed="1"/>
+    <w:lsdException w:name="Unresolved Mention" w:semiHidden="1" w:unhideWhenUsed="1"/>
+    <w:lsdException w:name="Smart Link" w:semiHidden="1" w:unhideWhenUsed="1"/>
   </w:latentStyles>
   <w:style w:type="paragraph" w:default="1" w:styleId="Normal">
     <w:name w:val="Normal"/>
@@ -13676,14 +12773,12 @@
 </file>
 
 <file path=customXml/item1.xml><?xml version="1.0" encoding="utf-8"?>
-<p:properties xmlns:p="http://schemas.microsoft.com/office/2006/metadata/properties" xmlns:xsi="http://www.w3.org/2001/XMLSchema-instance" xmlns:pc="http://schemas.microsoft.com/office/infopath/2007/PartnerControls">
-  <documentManagement>
-    <TaxCatchAll xmlns="13c90a0b-73bc-4dc0-be5f-28d77b615beb" xsi:nil="true"/>
-    <lcf76f155ced4ddcb4097134ff3c332f xmlns="13c93bba-48ce-428c-bfe5-88b42c19b028">
-      <Terms xmlns="http://schemas.microsoft.com/office/infopath/2007/PartnerControls"/>
-    </lcf76f155ced4ddcb4097134ff3c332f>
-  </documentManagement>
-</p:properties>
+<?mso-contentType ?>
+<FormTemplates xmlns="http://schemas.microsoft.com/sharepoint/v3/contenttype/forms">
+  <Display>DocumentLibraryForm</Display>
+  <Edit>DocumentLibraryForm</Edit>
+  <New>DocumentLibraryForm</New>
+</FormTemplates>
 </file>
 
 <file path=customXml/item2.xml><?xml version="1.0" encoding="utf-8"?>
@@ -13922,33 +13017,50 @@
 </file>
 
 <file path=customXml/item3.xml><?xml version="1.0" encoding="utf-8"?>
-<?mso-contentType ?>
-<FormTemplates xmlns="http://schemas.microsoft.com/sharepoint/v3/contenttype/forms">
-  <Display>DocumentLibraryForm</Display>
-  <Edit>DocumentLibraryForm</Edit>
-  <New>DocumentLibraryForm</New>
-</FormTemplates>
+<p:properties xmlns:p="http://schemas.microsoft.com/office/2006/metadata/properties" xmlns:xsi="http://www.w3.org/2001/XMLSchema-instance" xmlns:pc="http://schemas.microsoft.com/office/infopath/2007/PartnerControls">
+  <documentManagement>
+    <TaxCatchAll xmlns="13c90a0b-73bc-4dc0-be5f-28d77b615beb" xsi:nil="true"/>
+    <lcf76f155ced4ddcb4097134ff3c332f xmlns="13c93bba-48ce-428c-bfe5-88b42c19b028">
+      <Terms xmlns="http://schemas.microsoft.com/office/infopath/2007/PartnerControls"/>
+    </lcf76f155ced4ddcb4097134ff3c332f>
+  </documentManagement>
+</p:properties>
 </file>
 
 <file path=customXml/itemProps1.xml><?xml version="1.0" encoding="utf-8"?>
-<ds:datastoreItem xmlns:ds="http://schemas.openxmlformats.org/officeDocument/2006/customXml" ds:itemID="{29AB67F1-8FF3-4B7A-94A8-FAC388E5205B}">
+<ds:datastoreItem xmlns:ds="http://schemas.openxmlformats.org/officeDocument/2006/customXml" ds:itemID="{D91356B1-0FB8-448B-A74D-2FF735E0C29A}">
   <ds:schemaRefs>
-    <ds:schemaRef ds:uri="http://schemas.microsoft.com/office/2006/metadata/properties"/>
-    <ds:schemaRef ds:uri="http://schemas.microsoft.com/office/infopath/2007/PartnerControls"/>
-    <ds:schemaRef ds:uri="2c0ff4f8-6664-4eb8-8bb0-965f2536cb1b"/>
-    <ds:schemaRef ds:uri="2b6b437a-5846-4934-ac66-7de06297595b"/>
+    <ds:schemaRef ds:uri="http://schemas.microsoft.com/sharepoint/v3/contenttype/forms"/>
   </ds:schemaRefs>
 </ds:datastoreItem>
 </file>
 
 <file path=customXml/itemProps2.xml><?xml version="1.0" encoding="utf-8"?>
-<ds:datastoreItem xmlns:ds="http://schemas.openxmlformats.org/officeDocument/2006/customXml" ds:itemID="{D7D6653B-D013-4B61-9D2C-A495D7474AAA}"/>
+<ds:datastoreItem xmlns:ds="http://schemas.openxmlformats.org/officeDocument/2006/customXml" ds:itemID="{D7D6653B-D013-4B61-9D2C-A495D7474AAA}">
+  <ds:schemaRefs>
+    <ds:schemaRef ds:uri="http://schemas.microsoft.com/office/2006/metadata/contentType"/>
+    <ds:schemaRef ds:uri="http://schemas.microsoft.com/office/2006/metadata/properties/metaAttributes"/>
+    <ds:schemaRef ds:uri="http://www.w3.org/2001/XMLSchema"/>
+    <ds:schemaRef ds:uri="http://schemas.microsoft.com/office/2006/metadata/properties"/>
+    <ds:schemaRef ds:uri="13c90a0b-73bc-4dc0-be5f-28d77b615beb"/>
+    <ds:schemaRef ds:uri="13c93bba-48ce-428c-bfe5-88b42c19b028"/>
+    <ds:schemaRef ds:uri="http://schemas.microsoft.com/office/2006/documentManagement/types"/>
+    <ds:schemaRef ds:uri="http://schemas.microsoft.com/office/infopath/2007/PartnerControls"/>
+    <ds:schemaRef ds:uri="http://schemas.openxmlformats.org/package/2006/metadata/core-properties"/>
+    <ds:schemaRef ds:uri="http://purl.org/dc/elements/1.1/"/>
+    <ds:schemaRef ds:uri="http://purl.org/dc/terms/"/>
+    <ds:schemaRef ds:uri="http://schemas.microsoft.com/internal/obd"/>
+  </ds:schemaRefs>
+</ds:datastoreItem>
 </file>
 
 <file path=customXml/itemProps3.xml><?xml version="1.0" encoding="utf-8"?>
-<ds:datastoreItem xmlns:ds="http://schemas.openxmlformats.org/officeDocument/2006/customXml" ds:itemID="{D91356B1-0FB8-448B-A74D-2FF735E0C29A}">
+<ds:datastoreItem xmlns:ds="http://schemas.openxmlformats.org/officeDocument/2006/customXml" ds:itemID="{29AB67F1-8FF3-4B7A-94A8-FAC388E5205B}">
   <ds:schemaRefs>
-    <ds:schemaRef ds:uri="http://schemas.microsoft.com/sharepoint/v3/contenttype/forms"/>
+    <ds:schemaRef ds:uri="http://schemas.microsoft.com/office/2006/metadata/properties"/>
+    <ds:schemaRef ds:uri="http://schemas.microsoft.com/office/infopath/2007/PartnerControls"/>
+    <ds:schemaRef ds:uri="13c90a0b-73bc-4dc0-be5f-28d77b615beb"/>
+    <ds:schemaRef ds:uri="13c93bba-48ce-428c-bfe5-88b42c19b028"/>
   </ds:schemaRefs>
 </ds:datastoreItem>
 </file>